--- a/Calendario2026/Actividades/A4_OSPF/v1/A4_OSPF.docx
+++ b/Calendario2026/Actividades/A4_OSPF/v1/A4_OSPF.docx
@@ -323,7 +323,7 @@
     </w:p>
     <w:p>
       <w:pPr>
-        <w:pStyle w:val="Heading4"/>
+        <w:pStyle w:val="Ttulo4"/>
         <w:spacing w:before="0" w:line="300" w:lineRule="exact"/>
         <w:jc w:val="both"/>
         <w:rPr>
@@ -344,12 +344,22 @@
       </w:r>
       <w:r>
         <w:rPr>
-          <w:rStyle w:val="Strong"/>
+          <w:rStyle w:val="Fuerte"/>
           <w:rFonts w:ascii="Arial" w:hAnsi="Arial" w:cs="Arial"/>
           <w:color w:val="000000"/>
         </w:rPr>
-        <w:t>Network Consulting</w:t>
-      </w:r>
+        <w:t xml:space="preserve">Network </w:t>
+      </w:r>
+      <w:proofErr w:type="spellStart"/>
+      <w:r>
+        <w:rPr>
+          <w:rStyle w:val="Fuerte"/>
+          <w:rFonts w:ascii="Arial" w:hAnsi="Arial" w:cs="Arial"/>
+          <w:color w:val="000000"/>
+        </w:rPr>
+        <w:t>Consulting</w:t>
+      </w:r>
+      <w:proofErr w:type="spellEnd"/>
       <w:r>
         <w:rPr>
           <w:rFonts w:ascii="Arial" w:hAnsi="Arial" w:cs="Arial"/>
@@ -604,7 +614,7 @@
                                     <pic:cNvPicPr/>
                                   </pic:nvPicPr>
                                   <pic:blipFill>
-                                    <a:blip r:embed="rId7"/>
+                                    <a:blip r:embed="rId8"/>
                                     <a:stretch>
                                       <a:fillRect/>
                                     </a:stretch>
@@ -800,32 +810,6 @@
     <w:p>
       <w:pPr>
         <w:spacing w:after="120" w:line="360" w:lineRule="auto"/>
-        <w:jc w:val="both"/>
-        <w:rPr>
-          <w:rFonts w:ascii="Arial" w:hAnsi="Arial" w:cs="Arial"/>
-          <w:b/>
-          <w:bCs/>
-          <w:sz w:val="24"/>
-          <w:szCs w:val="24"/>
-        </w:rPr>
-      </w:pPr>
-    </w:p>
-    <w:p>
-      <w:pPr>
-        <w:spacing w:line="300" w:lineRule="exact"/>
-        <w:jc w:val="both"/>
-        <w:rPr>
-          <w:rFonts w:ascii="Arial" w:hAnsi="Arial" w:cs="Arial"/>
-          <w:b/>
-          <w:bCs/>
-          <w:sz w:val="24"/>
-          <w:szCs w:val="24"/>
-        </w:rPr>
-      </w:pPr>
-    </w:p>
-    <w:p>
-      <w:pPr>
-        <w:spacing w:line="300" w:lineRule="exact"/>
         <w:jc w:val="both"/>
         <w:rPr>
           <w:rFonts w:ascii="Arial" w:hAnsi="Arial" w:cs="Arial"/>
@@ -1225,6 +1209,7 @@
                 <w:szCs w:val="20"/>
               </w:rPr>
             </w:pPr>
+            <w:proofErr w:type="spellStart"/>
             <w:r>
               <w:rPr>
                 <w:rFonts w:ascii="Arial"/>
@@ -1235,6 +1220,7 @@
               </w:rPr>
               <w:t>RFrontera</w:t>
             </w:r>
+            <w:proofErr w:type="spellEnd"/>
           </w:p>
         </w:tc>
         <w:tc>
@@ -2989,13 +2975,10 @@
           <w:sz w:val="24"/>
           <w:szCs w:val="24"/>
         </w:rPr>
-        <w:t>Configura el router RA</w:t>
-      </w:r>
-    </w:p>
-    <w:p>
-      <w:pPr>
-        <w:spacing w:line="300" w:lineRule="exact"/>
-        <w:jc w:val="both"/>
+        <w:t xml:space="preserve">Configura el </w:t>
+      </w:r>
+      <w:proofErr w:type="spellStart"/>
+      <w:r>
         <w:rPr>
           <w:rFonts w:ascii="Arial" w:hAnsi="Arial" w:cs="Arial"/>
           <w:b/>
@@ -3003,11 +2986,36 @@
           <w:sz w:val="24"/>
           <w:szCs w:val="24"/>
         </w:rPr>
-      </w:pPr>
+        <w:t>router</w:t>
+      </w:r>
+      <w:proofErr w:type="spellEnd"/>
+      <w:r>
+        <w:rPr>
+          <w:rFonts w:ascii="Arial" w:hAnsi="Arial" w:cs="Arial"/>
+          <w:b/>
+          <w:bCs/>
+          <w:sz w:val="24"/>
+          <w:szCs w:val="24"/>
+        </w:rPr>
+        <w:t xml:space="preserve"> RA</w:t>
+      </w:r>
     </w:p>
     <w:p>
       <w:pPr>
-        <w:pStyle w:val="ListParagraph"/>
+        <w:spacing w:line="300" w:lineRule="exact"/>
+        <w:jc w:val="both"/>
+        <w:rPr>
+          <w:rFonts w:ascii="Arial" w:hAnsi="Arial" w:cs="Arial"/>
+          <w:b/>
+          <w:bCs/>
+          <w:sz w:val="24"/>
+          <w:szCs w:val="24"/>
+        </w:rPr>
+      </w:pPr>
+    </w:p>
+    <w:p>
+      <w:pPr>
+        <w:pStyle w:val="Prrafodelista"/>
         <w:widowControl w:val="0"/>
         <w:numPr>
           <w:ilvl w:val="0"/>
@@ -3111,7 +3119,7 @@
     </w:p>
     <w:p>
       <w:pPr>
-        <w:pStyle w:val="ListParagraph"/>
+        <w:pStyle w:val="Prrafodelista"/>
         <w:widowControl w:val="0"/>
         <w:numPr>
           <w:ilvl w:val="0"/>
@@ -3137,7 +3145,7 @@
     </w:p>
     <w:p>
       <w:pPr>
-        <w:pStyle w:val="ListParagraph"/>
+        <w:pStyle w:val="Prrafodelista"/>
         <w:widowControl w:val="0"/>
         <w:numPr>
           <w:ilvl w:val="0"/>
@@ -3255,8 +3263,17 @@
           <w:rFonts w:ascii="Arial" w:hAnsi="Arial" w:cs="Arial"/>
           <w:spacing w:val="-1"/>
         </w:rPr>
-        <w:t>al router</w:t>
-      </w:r>
+        <w:t xml:space="preserve">al </w:t>
+      </w:r>
+      <w:proofErr w:type="spellStart"/>
+      <w:r>
+        <w:rPr>
+          <w:rFonts w:ascii="Arial" w:hAnsi="Arial" w:cs="Arial"/>
+          <w:spacing w:val="-1"/>
+        </w:rPr>
+        <w:t>router</w:t>
+      </w:r>
+      <w:proofErr w:type="spellEnd"/>
       <w:r>
         <w:rPr>
           <w:rFonts w:ascii="Arial" w:hAnsi="Arial" w:cs="Arial"/>
@@ -3266,7 +3283,7 @@
     </w:p>
     <w:p>
       <w:pPr>
-        <w:pStyle w:val="ListParagraph"/>
+        <w:pStyle w:val="Prrafodelista"/>
         <w:widowControl w:val="0"/>
         <w:numPr>
           <w:ilvl w:val="0"/>
@@ -3365,16 +3382,24 @@
         </w:rPr>
         <w:t xml:space="preserve"> </w:t>
       </w:r>
-      <w:r>
-        <w:rPr>
-          <w:rFonts w:ascii="Arial" w:hAnsi="Arial" w:cs="Arial"/>
-        </w:rPr>
-        <w:t>passwords.</w:t>
+      <w:proofErr w:type="spellStart"/>
+      <w:r>
+        <w:rPr>
+          <w:rFonts w:ascii="Arial" w:hAnsi="Arial" w:cs="Arial"/>
+        </w:rPr>
+        <w:t>passwords</w:t>
+      </w:r>
+      <w:proofErr w:type="spellEnd"/>
+      <w:r>
+        <w:rPr>
+          <w:rFonts w:ascii="Arial" w:hAnsi="Arial" w:cs="Arial"/>
+        </w:rPr>
+        <w:t>.</w:t>
       </w:r>
     </w:p>
     <w:p>
       <w:pPr>
-        <w:pStyle w:val="ListParagraph"/>
+        <w:pStyle w:val="Prrafodelista"/>
         <w:widowControl w:val="0"/>
         <w:numPr>
           <w:ilvl w:val="0"/>
@@ -3405,6 +3430,7 @@
         </w:rPr>
         <w:t xml:space="preserve"> </w:t>
       </w:r>
+      <w:proofErr w:type="spellStart"/>
       <w:r>
         <w:rPr>
           <w:rFonts w:ascii="Arial" w:hAnsi="Arial" w:cs="Arial"/>
@@ -3413,6 +3439,7 @@
         </w:rPr>
         <w:t>class</w:t>
       </w:r>
+      <w:proofErr w:type="spellEnd"/>
       <w:r>
         <w:rPr>
           <w:rFonts w:ascii="Arial" w:hAnsi="Arial" w:cs="Arial"/>
@@ -3435,6 +3462,8 @@
         </w:rPr>
         <w:t xml:space="preserve"> </w:t>
       </w:r>
+      <w:proofErr w:type="spellStart"/>
+      <w:proofErr w:type="gramStart"/>
       <w:r>
         <w:rPr>
           <w:rFonts w:ascii="Arial" w:hAnsi="Arial" w:cs="Arial"/>
@@ -3442,6 +3471,8 @@
         </w:rPr>
         <w:t>password</w:t>
       </w:r>
+      <w:proofErr w:type="spellEnd"/>
+      <w:proofErr w:type="gramEnd"/>
       <w:r>
         <w:rPr>
           <w:rFonts w:ascii="Arial" w:hAnsi="Arial" w:cs="Arial"/>
@@ -3459,7 +3490,7 @@
     </w:p>
     <w:p>
       <w:pPr>
-        <w:pStyle w:val="ListParagraph"/>
+        <w:pStyle w:val="Prrafodelista"/>
         <w:widowControl w:val="0"/>
         <w:numPr>
           <w:ilvl w:val="0"/>
@@ -3520,6 +3551,8 @@
         </w:rPr>
         <w:t xml:space="preserve"> </w:t>
       </w:r>
+      <w:proofErr w:type="spellStart"/>
+      <w:proofErr w:type="gramStart"/>
       <w:r>
         <w:rPr>
           <w:rFonts w:ascii="Arial" w:hAnsi="Arial" w:cs="Arial"/>
@@ -3527,6 +3560,8 @@
         </w:rPr>
         <w:t>password</w:t>
       </w:r>
+      <w:proofErr w:type="spellEnd"/>
+      <w:proofErr w:type="gramEnd"/>
       <w:r>
         <w:rPr>
           <w:rFonts w:ascii="Arial" w:hAnsi="Arial" w:cs="Arial"/>
@@ -3557,7 +3592,7 @@
     </w:p>
     <w:p>
       <w:pPr>
-        <w:pStyle w:val="ListParagraph"/>
+        <w:pStyle w:val="Prrafodelista"/>
         <w:widowControl w:val="0"/>
         <w:numPr>
           <w:ilvl w:val="0"/>
@@ -3617,13 +3652,25 @@
         </w:rPr>
         <w:t xml:space="preserve"> </w:t>
       </w:r>
-      <w:r>
-        <w:rPr>
-          <w:rFonts w:ascii="Arial" w:hAnsi="Arial" w:cs="Arial"/>
-          <w:spacing w:val="-1"/>
-        </w:rPr>
-        <w:t xml:space="preserve">password </w:t>
-      </w:r>
+      <w:proofErr w:type="spellStart"/>
+      <w:proofErr w:type="gramStart"/>
+      <w:r>
+        <w:rPr>
+          <w:rFonts w:ascii="Arial" w:hAnsi="Arial" w:cs="Arial"/>
+          <w:spacing w:val="-1"/>
+        </w:rPr>
+        <w:t>password</w:t>
+      </w:r>
+      <w:proofErr w:type="spellEnd"/>
+      <w:proofErr w:type="gramEnd"/>
+      <w:r>
+        <w:rPr>
+          <w:rFonts w:ascii="Arial" w:hAnsi="Arial" w:cs="Arial"/>
+          <w:spacing w:val="-1"/>
+        </w:rPr>
+        <w:t xml:space="preserve"> </w:t>
+      </w:r>
+      <w:proofErr w:type="spellStart"/>
       <w:r>
         <w:rPr>
           <w:rFonts w:ascii="Arial" w:hAnsi="Arial" w:cs="Arial"/>
@@ -3631,7 +3678,17 @@
           <w:bCs/>
           <w:spacing w:val="-1"/>
         </w:rPr>
-        <w:t>vty 0 4</w:t>
+        <w:t>vty</w:t>
+      </w:r>
+      <w:proofErr w:type="spellEnd"/>
+      <w:r>
+        <w:rPr>
+          <w:rFonts w:ascii="Arial" w:hAnsi="Arial" w:cs="Arial"/>
+          <w:b/>
+          <w:bCs/>
+          <w:spacing w:val="-1"/>
+        </w:rPr>
+        <w:t xml:space="preserve"> 0 4</w:t>
       </w:r>
       <w:r>
         <w:rPr>
@@ -3643,7 +3700,7 @@
     </w:p>
     <w:p>
       <w:pPr>
-        <w:pStyle w:val="ListParagraph"/>
+        <w:pStyle w:val="Prrafodelista"/>
         <w:widowControl w:val="0"/>
         <w:numPr>
           <w:ilvl w:val="0"/>
@@ -3678,7 +3735,7 @@
     </w:p>
     <w:p>
       <w:pPr>
-        <w:pStyle w:val="ListParagraph"/>
+        <w:pStyle w:val="Prrafodelista"/>
         <w:keepNext/>
         <w:numPr>
           <w:ilvl w:val="0"/>
@@ -3717,7 +3774,7 @@
     </w:p>
     <w:p>
       <w:pPr>
-        <w:pStyle w:val="ListParagraph"/>
+        <w:pStyle w:val="Prrafodelista"/>
         <w:numPr>
           <w:ilvl w:val="0"/>
           <w:numId w:val="27"/>
@@ -3761,7 +3818,7 @@
     </w:p>
     <w:p>
       <w:pPr>
-        <w:pStyle w:val="ListParagraph"/>
+        <w:pStyle w:val="Prrafodelista"/>
         <w:numPr>
           <w:ilvl w:val="0"/>
           <w:numId w:val="27"/>
@@ -3784,7 +3841,7 @@
     </w:p>
     <w:p>
       <w:pPr>
-        <w:pStyle w:val="ListParagraph"/>
+        <w:pStyle w:val="Prrafodelista"/>
         <w:numPr>
           <w:ilvl w:val="0"/>
           <w:numId w:val="27"/>
@@ -3843,7 +3900,11 @@
           <w:szCs w:val="24"/>
         </w:rPr>
       </w:pPr>
-      <w:r>
+    </w:p>
+    <w:p>
+      <w:pPr>
+        <w:spacing w:line="300" w:lineRule="exact"/>
+        <w:jc w:val="both"/>
         <w:rPr>
           <w:rFonts w:ascii="Arial" w:hAnsi="Arial" w:cs="Arial"/>
           <w:b/>
@@ -3851,10 +3912,12 @@
           <w:sz w:val="24"/>
           <w:szCs w:val="24"/>
         </w:rPr>
-        <w:lastRenderedPageBreak/>
-        <w:t xml:space="preserve">Parte </w:t>
-      </w:r>
-      <w:r>
+      </w:pPr>
+    </w:p>
+    <w:p>
+      <w:pPr>
+        <w:spacing w:line="300" w:lineRule="exact"/>
+        <w:jc w:val="both"/>
         <w:rPr>
           <w:rFonts w:ascii="Arial" w:hAnsi="Arial" w:cs="Arial"/>
           <w:b/>
@@ -3862,8 +3925,7 @@
           <w:sz w:val="24"/>
           <w:szCs w:val="24"/>
         </w:rPr>
-        <w:t>3</w:t>
-      </w:r>
+      </w:pPr>
       <w:r>
         <w:rPr>
           <w:rFonts w:ascii="Arial" w:hAnsi="Arial" w:cs="Arial"/>
@@ -3872,7 +3934,8 @@
           <w:sz w:val="24"/>
           <w:szCs w:val="24"/>
         </w:rPr>
-        <w:t xml:space="preserve">. </w:t>
+        <w:lastRenderedPageBreak/>
+        <w:t xml:space="preserve">Parte </w:t>
       </w:r>
       <w:r>
         <w:rPr>
@@ -3882,13 +3945,9 @@
           <w:sz w:val="24"/>
           <w:szCs w:val="24"/>
         </w:rPr>
-        <w:t>Configura el router RF</w:t>
-      </w:r>
-    </w:p>
-    <w:p>
-      <w:pPr>
-        <w:spacing w:line="300" w:lineRule="exact"/>
-        <w:jc w:val="both"/>
+        <w:t>3</w:t>
+      </w:r>
+      <w:r>
         <w:rPr>
           <w:rFonts w:ascii="Arial" w:hAnsi="Arial" w:cs="Arial"/>
           <w:b/>
@@ -3896,11 +3955,57 @@
           <w:sz w:val="24"/>
           <w:szCs w:val="24"/>
         </w:rPr>
-      </w:pPr>
+        <w:t xml:space="preserve">. </w:t>
+      </w:r>
+      <w:r>
+        <w:rPr>
+          <w:rFonts w:ascii="Arial" w:hAnsi="Arial" w:cs="Arial"/>
+          <w:b/>
+          <w:bCs/>
+          <w:sz w:val="24"/>
+          <w:szCs w:val="24"/>
+        </w:rPr>
+        <w:t xml:space="preserve">Configura el </w:t>
+      </w:r>
+      <w:proofErr w:type="spellStart"/>
+      <w:r>
+        <w:rPr>
+          <w:rFonts w:ascii="Arial" w:hAnsi="Arial" w:cs="Arial"/>
+          <w:b/>
+          <w:bCs/>
+          <w:sz w:val="24"/>
+          <w:szCs w:val="24"/>
+        </w:rPr>
+        <w:t>router</w:t>
+      </w:r>
+      <w:proofErr w:type="spellEnd"/>
+      <w:r>
+        <w:rPr>
+          <w:rFonts w:ascii="Arial" w:hAnsi="Arial" w:cs="Arial"/>
+          <w:b/>
+          <w:bCs/>
+          <w:sz w:val="24"/>
+          <w:szCs w:val="24"/>
+        </w:rPr>
+        <w:t xml:space="preserve"> RF</w:t>
+      </w:r>
     </w:p>
     <w:p>
       <w:pPr>
-        <w:pStyle w:val="ListParagraph"/>
+        <w:spacing w:line="300" w:lineRule="exact"/>
+        <w:jc w:val="both"/>
+        <w:rPr>
+          <w:rFonts w:ascii="Arial" w:hAnsi="Arial" w:cs="Arial"/>
+          <w:b/>
+          <w:bCs/>
+          <w:sz w:val="24"/>
+          <w:szCs w:val="24"/>
+        </w:rPr>
+      </w:pPr>
+    </w:p>
+    <w:p>
+      <w:pPr>
+        <w:pStyle w:val="Prrafodelista"/>
         <w:widowControl w:val="0"/>
         <w:numPr>
           <w:ilvl w:val="0"/>
@@ -4012,7 +4117,7 @@
     </w:p>
     <w:p>
       <w:pPr>
-        <w:pStyle w:val="ListParagraph"/>
+        <w:pStyle w:val="Prrafodelista"/>
         <w:widowControl w:val="0"/>
         <w:numPr>
           <w:ilvl w:val="0"/>
@@ -4038,7 +4143,7 @@
     </w:p>
     <w:p>
       <w:pPr>
-        <w:pStyle w:val="ListParagraph"/>
+        <w:pStyle w:val="Prrafodelista"/>
         <w:widowControl w:val="0"/>
         <w:numPr>
           <w:ilvl w:val="0"/>
@@ -4156,8 +4261,17 @@
           <w:rFonts w:ascii="Arial" w:hAnsi="Arial" w:cs="Arial"/>
           <w:spacing w:val="-1"/>
         </w:rPr>
-        <w:t>al router</w:t>
-      </w:r>
+        <w:t xml:space="preserve">al </w:t>
+      </w:r>
+      <w:proofErr w:type="spellStart"/>
+      <w:r>
+        <w:rPr>
+          <w:rFonts w:ascii="Arial" w:hAnsi="Arial" w:cs="Arial"/>
+          <w:spacing w:val="-1"/>
+        </w:rPr>
+        <w:t>router</w:t>
+      </w:r>
+      <w:proofErr w:type="spellEnd"/>
       <w:r>
         <w:rPr>
           <w:rFonts w:ascii="Arial" w:hAnsi="Arial" w:cs="Arial"/>
@@ -4167,7 +4281,7 @@
     </w:p>
     <w:p>
       <w:pPr>
-        <w:pStyle w:val="ListParagraph"/>
+        <w:pStyle w:val="Prrafodelista"/>
         <w:widowControl w:val="0"/>
         <w:numPr>
           <w:ilvl w:val="0"/>
@@ -4266,16 +4380,24 @@
         </w:rPr>
         <w:t xml:space="preserve"> </w:t>
       </w:r>
-      <w:r>
-        <w:rPr>
-          <w:rFonts w:ascii="Arial" w:hAnsi="Arial" w:cs="Arial"/>
-        </w:rPr>
-        <w:t>passwords.</w:t>
+      <w:proofErr w:type="spellStart"/>
+      <w:r>
+        <w:rPr>
+          <w:rFonts w:ascii="Arial" w:hAnsi="Arial" w:cs="Arial"/>
+        </w:rPr>
+        <w:t>passwords</w:t>
+      </w:r>
+      <w:proofErr w:type="spellEnd"/>
+      <w:r>
+        <w:rPr>
+          <w:rFonts w:ascii="Arial" w:hAnsi="Arial" w:cs="Arial"/>
+        </w:rPr>
+        <w:t>.</w:t>
       </w:r>
     </w:p>
     <w:p>
       <w:pPr>
-        <w:pStyle w:val="ListParagraph"/>
+        <w:pStyle w:val="Prrafodelista"/>
         <w:widowControl w:val="0"/>
         <w:numPr>
           <w:ilvl w:val="0"/>
@@ -4306,6 +4428,7 @@
         </w:rPr>
         <w:t xml:space="preserve"> </w:t>
       </w:r>
+      <w:proofErr w:type="spellStart"/>
       <w:r>
         <w:rPr>
           <w:rFonts w:ascii="Arial" w:hAnsi="Arial" w:cs="Arial"/>
@@ -4314,6 +4437,7 @@
         </w:rPr>
         <w:t>class</w:t>
       </w:r>
+      <w:proofErr w:type="spellEnd"/>
       <w:r>
         <w:rPr>
           <w:rFonts w:ascii="Arial" w:hAnsi="Arial" w:cs="Arial"/>
@@ -4336,6 +4460,8 @@
         </w:rPr>
         <w:t xml:space="preserve"> </w:t>
       </w:r>
+      <w:proofErr w:type="spellStart"/>
+      <w:proofErr w:type="gramStart"/>
       <w:r>
         <w:rPr>
           <w:rFonts w:ascii="Arial" w:hAnsi="Arial" w:cs="Arial"/>
@@ -4343,6 +4469,8 @@
         </w:rPr>
         <w:t>password</w:t>
       </w:r>
+      <w:proofErr w:type="spellEnd"/>
+      <w:proofErr w:type="gramEnd"/>
       <w:r>
         <w:rPr>
           <w:rFonts w:ascii="Arial" w:hAnsi="Arial" w:cs="Arial"/>
@@ -4360,7 +4488,7 @@
     </w:p>
     <w:p>
       <w:pPr>
-        <w:pStyle w:val="ListParagraph"/>
+        <w:pStyle w:val="Prrafodelista"/>
         <w:widowControl w:val="0"/>
         <w:numPr>
           <w:ilvl w:val="0"/>
@@ -4421,6 +4549,8 @@
         </w:rPr>
         <w:t xml:space="preserve"> </w:t>
       </w:r>
+      <w:proofErr w:type="spellStart"/>
+      <w:proofErr w:type="gramStart"/>
       <w:r>
         <w:rPr>
           <w:rFonts w:ascii="Arial" w:hAnsi="Arial" w:cs="Arial"/>
@@ -4428,6 +4558,8 @@
         </w:rPr>
         <w:t>password</w:t>
       </w:r>
+      <w:proofErr w:type="spellEnd"/>
+      <w:proofErr w:type="gramEnd"/>
       <w:r>
         <w:rPr>
           <w:rFonts w:ascii="Arial" w:hAnsi="Arial" w:cs="Arial"/>
@@ -4458,7 +4590,7 @@
     </w:p>
     <w:p>
       <w:pPr>
-        <w:pStyle w:val="ListParagraph"/>
+        <w:pStyle w:val="Prrafodelista"/>
         <w:widowControl w:val="0"/>
         <w:numPr>
           <w:ilvl w:val="0"/>
@@ -4518,13 +4650,25 @@
         </w:rPr>
         <w:t xml:space="preserve"> </w:t>
       </w:r>
-      <w:r>
-        <w:rPr>
-          <w:rFonts w:ascii="Arial" w:hAnsi="Arial" w:cs="Arial"/>
-          <w:spacing w:val="-1"/>
-        </w:rPr>
-        <w:t xml:space="preserve">password </w:t>
-      </w:r>
+      <w:proofErr w:type="spellStart"/>
+      <w:proofErr w:type="gramStart"/>
+      <w:r>
+        <w:rPr>
+          <w:rFonts w:ascii="Arial" w:hAnsi="Arial" w:cs="Arial"/>
+          <w:spacing w:val="-1"/>
+        </w:rPr>
+        <w:t>password</w:t>
+      </w:r>
+      <w:proofErr w:type="spellEnd"/>
+      <w:proofErr w:type="gramEnd"/>
+      <w:r>
+        <w:rPr>
+          <w:rFonts w:ascii="Arial" w:hAnsi="Arial" w:cs="Arial"/>
+          <w:spacing w:val="-1"/>
+        </w:rPr>
+        <w:t xml:space="preserve"> </w:t>
+      </w:r>
+      <w:proofErr w:type="spellStart"/>
       <w:r>
         <w:rPr>
           <w:rFonts w:ascii="Arial" w:hAnsi="Arial" w:cs="Arial"/>
@@ -4532,7 +4676,17 @@
           <w:bCs/>
           <w:spacing w:val="-1"/>
         </w:rPr>
-        <w:t>vty 0 4</w:t>
+        <w:t>vty</w:t>
+      </w:r>
+      <w:proofErr w:type="spellEnd"/>
+      <w:r>
+        <w:rPr>
+          <w:rFonts w:ascii="Arial" w:hAnsi="Arial" w:cs="Arial"/>
+          <w:b/>
+          <w:bCs/>
+          <w:spacing w:val="-1"/>
+        </w:rPr>
+        <w:t xml:space="preserve"> 0 4</w:t>
       </w:r>
       <w:r>
         <w:rPr>
@@ -4544,7 +4698,7 @@
     </w:p>
     <w:p>
       <w:pPr>
-        <w:pStyle w:val="ListParagraph"/>
+        <w:pStyle w:val="Prrafodelista"/>
         <w:widowControl w:val="0"/>
         <w:numPr>
           <w:ilvl w:val="0"/>
@@ -4579,7 +4733,7 @@
     </w:p>
     <w:p>
       <w:pPr>
-        <w:pStyle w:val="ListParagraph"/>
+        <w:pStyle w:val="Prrafodelista"/>
         <w:widowControl w:val="0"/>
         <w:numPr>
           <w:ilvl w:val="0"/>
@@ -4620,6 +4774,7 @@
         </w:rPr>
         <w:t xml:space="preserve"> hacia </w:t>
       </w:r>
+      <w:proofErr w:type="spellStart"/>
       <w:r>
         <w:rPr>
           <w:rFonts w:ascii="Arial" w:hAnsi="Arial" w:cs="Arial"/>
@@ -4629,10 +4784,11 @@
         </w:rPr>
         <w:t>MyISP</w:t>
       </w:r>
+      <w:proofErr w:type="spellEnd"/>
     </w:p>
     <w:p>
       <w:pPr>
-        <w:pStyle w:val="ListParagraph"/>
+        <w:pStyle w:val="Prrafodelista"/>
         <w:widowControl w:val="0"/>
         <w:numPr>
           <w:ilvl w:val="0"/>
@@ -4641,8 +4797,8 @@
         <w:tabs>
           <w:tab w:val="left" w:pos="941"/>
         </w:tabs>
-        <w:spacing w:line="300" w:lineRule="exact"/>
-        <w:ind w:right="150"/>
+        <w:spacing w:after="60" w:line="300" w:lineRule="exact"/>
+        <w:ind w:left="357" w:right="147" w:hanging="357"/>
         <w:contextualSpacing w:val="0"/>
         <w:jc w:val="both"/>
         <w:rPr>
@@ -4676,7 +4832,7 @@
     </w:p>
     <w:p>
       <w:pPr>
-        <w:pStyle w:val="ListParagraph"/>
+        <w:pStyle w:val="Prrafodelista"/>
         <w:numPr>
           <w:ilvl w:val="0"/>
           <w:numId w:val="28"/>
@@ -4718,7 +4874,7 @@
     </w:p>
     <w:p>
       <w:pPr>
-        <w:pStyle w:val="ListParagraph"/>
+        <w:pStyle w:val="Prrafodelista"/>
         <w:numPr>
           <w:ilvl w:val="0"/>
           <w:numId w:val="28"/>
@@ -4741,7 +4897,7 @@
     </w:p>
     <w:p>
       <w:pPr>
-        <w:pStyle w:val="ListParagraph"/>
+        <w:pStyle w:val="Prrafodelista"/>
         <w:numPr>
           <w:ilvl w:val="0"/>
           <w:numId w:val="28"/>
@@ -4764,7 +4920,7 @@
     </w:p>
     <w:p>
       <w:pPr>
-        <w:pStyle w:val="ListParagraph"/>
+        <w:pStyle w:val="Prrafodelista"/>
         <w:numPr>
           <w:ilvl w:val="0"/>
           <w:numId w:val="28"/>
@@ -4782,7 +4938,25 @@
           <w:color w:val="0D0D0D" w:themeColor="text1" w:themeTint="F2"/>
           <w:shd w:val="clear" w:color="auto" w:fill="FFFFFF"/>
         </w:rPr>
-        <w:t>Redistribuir la ruta por default hacia los routers internos de la empresa.</w:t>
+        <w:t xml:space="preserve">Redistribuir la ruta por default hacia los </w:t>
+      </w:r>
+      <w:proofErr w:type="spellStart"/>
+      <w:r>
+        <w:rPr>
+          <w:rFonts w:ascii="Arial" w:hAnsi="Arial" w:cs="Arial"/>
+          <w:color w:val="0D0D0D" w:themeColor="text1" w:themeTint="F2"/>
+          <w:shd w:val="clear" w:color="auto" w:fill="FFFFFF"/>
+        </w:rPr>
+        <w:t>routers</w:t>
+      </w:r>
+      <w:proofErr w:type="spellEnd"/>
+      <w:r>
+        <w:rPr>
+          <w:rFonts w:ascii="Arial" w:hAnsi="Arial" w:cs="Arial"/>
+          <w:color w:val="0D0D0D" w:themeColor="text1" w:themeTint="F2"/>
+          <w:shd w:val="clear" w:color="auto" w:fill="FFFFFF"/>
+        </w:rPr>
+        <w:t xml:space="preserve"> internos de la empresa.</w:t>
       </w:r>
     </w:p>
     <w:p>
@@ -4846,8 +5020,20 @@
           <w:sz w:val="24"/>
           <w:szCs w:val="24"/>
         </w:rPr>
-        <w:t>Configura rutas estáticas en MyISP</w:t>
-      </w:r>
+        <w:t xml:space="preserve">Configura rutas estáticas en </w:t>
+      </w:r>
+      <w:proofErr w:type="spellStart"/>
+      <w:r>
+        <w:rPr>
+          <w:rFonts w:ascii="Arial" w:hAnsi="Arial" w:cs="Arial"/>
+          <w:b/>
+          <w:bCs/>
+          <w:sz w:val="24"/>
+          <w:szCs w:val="24"/>
+        </w:rPr>
+        <w:t>MyISP</w:t>
+      </w:r>
+      <w:proofErr w:type="spellEnd"/>
     </w:p>
     <w:p>
       <w:pPr>
@@ -4927,8 +5113,25 @@
           <w:rFonts w:ascii="Arial" w:hAnsi="Arial" w:cs="Arial"/>
           <w:spacing w:val="-1"/>
         </w:rPr>
-        <w:t xml:space="preserve">ecesario instalar rutas estáticas hacia estas redes. Instala, en el router </w:t>
-      </w:r>
+        <w:t xml:space="preserve">ecesario instalar rutas estáticas hacia estas redes. Instala, en el </w:t>
+      </w:r>
+      <w:proofErr w:type="spellStart"/>
+      <w:r>
+        <w:rPr>
+          <w:rFonts w:ascii="Arial" w:hAnsi="Arial" w:cs="Arial"/>
+          <w:spacing w:val="-1"/>
+        </w:rPr>
+        <w:t>router</w:t>
+      </w:r>
+      <w:proofErr w:type="spellEnd"/>
+      <w:r>
+        <w:rPr>
+          <w:rFonts w:ascii="Arial" w:hAnsi="Arial" w:cs="Arial"/>
+          <w:spacing w:val="-1"/>
+        </w:rPr>
+        <w:t xml:space="preserve"> </w:t>
+      </w:r>
+      <w:proofErr w:type="spellStart"/>
       <w:r>
         <w:rPr>
           <w:rFonts w:ascii="Arial" w:hAnsi="Arial" w:cs="Arial"/>
@@ -4936,6 +5139,7 @@
         </w:rPr>
         <w:t>MyISP</w:t>
       </w:r>
+      <w:proofErr w:type="spellEnd"/>
       <w:r>
         <w:rPr>
           <w:rFonts w:ascii="Arial" w:hAnsi="Arial" w:cs="Arial"/>
@@ -4946,7 +5150,7 @@
     </w:p>
     <w:p>
       <w:pPr>
-        <w:pStyle w:val="ListParagraph"/>
+        <w:pStyle w:val="Prrafodelista"/>
         <w:widowControl w:val="0"/>
         <w:numPr>
           <w:ilvl w:val="0"/>
@@ -4981,7 +5185,7 @@
     </w:p>
     <w:p>
       <w:pPr>
-        <w:pStyle w:val="ListParagraph"/>
+        <w:pStyle w:val="Prrafodelista"/>
         <w:widowControl w:val="0"/>
         <w:numPr>
           <w:ilvl w:val="0"/>
@@ -5016,7 +5220,7 @@
     </w:p>
     <w:p>
       <w:pPr>
-        <w:pStyle w:val="ListParagraph"/>
+        <w:pStyle w:val="Prrafodelista"/>
         <w:widowControl w:val="0"/>
         <w:numPr>
           <w:ilvl w:val="0"/>
@@ -5071,7 +5275,23 @@
           <w:rFonts w:ascii="Arial" w:hAnsi="Arial" w:cs="Arial"/>
           <w:spacing w:val="-1"/>
         </w:rPr>
-        <w:t>Las rutas estáticas pueden ser directamente conectadas o del next hop (recursivas).</w:t>
+        <w:t xml:space="preserve">Las rutas estáticas pueden ser directamente conectadas o del </w:t>
+      </w:r>
+      <w:proofErr w:type="spellStart"/>
+      <w:r>
+        <w:rPr>
+          <w:rFonts w:ascii="Arial" w:hAnsi="Arial" w:cs="Arial"/>
+          <w:spacing w:val="-1"/>
+        </w:rPr>
+        <w:t>next</w:t>
+      </w:r>
+      <w:proofErr w:type="spellEnd"/>
+      <w:r>
+        <w:rPr>
+          <w:rFonts w:ascii="Arial" w:hAnsi="Arial" w:cs="Arial"/>
+          <w:spacing w:val="-1"/>
+        </w:rPr>
+        <w:t xml:space="preserve"> hop (recursivas).</w:t>
       </w:r>
     </w:p>
     <w:p>
@@ -5825,6 +6045,7 @@
                 <w:lang w:val="en-US"/>
               </w:rPr>
             </w:pPr>
+            <w:proofErr w:type="spellStart"/>
             <w:r>
               <w:rPr>
                 <w:rFonts w:ascii="Arial" w:hAnsi="Arial" w:cs="Arial"/>
@@ -5832,7 +6053,17 @@
                 <w:color w:val="000000"/>
                 <w:lang w:val="en-US"/>
               </w:rPr>
-              <w:t xml:space="preserve">Acceso Web o Ping </w:t>
+              <w:t>Acceso</w:t>
+            </w:r>
+            <w:proofErr w:type="spellEnd"/>
+            <w:r>
+              <w:rPr>
+                <w:rFonts w:ascii="Arial" w:hAnsi="Arial" w:cs="Arial"/>
+                <w:b/>
+                <w:color w:val="000000"/>
+                <w:lang w:val="en-US"/>
+              </w:rPr>
+              <w:t xml:space="preserve"> Web o Ping </w:t>
             </w:r>
           </w:p>
           <w:p>
@@ -9381,7 +9612,7 @@
       <w:lang w:val="es-ES" w:eastAsia="es-ES"/>
     </w:rPr>
   </w:style>
-  <w:style w:type="paragraph" w:styleId="Heading1">
+  <w:style w:type="paragraph" w:styleId="Ttulo1">
     <w:name w:val="heading 1"/>
     <w:basedOn w:val="Normal"/>
     <w:next w:val="Normal"/>
@@ -9397,11 +9628,11 @@
       <w:sz w:val="24"/>
     </w:rPr>
   </w:style>
-  <w:style w:type="paragraph" w:styleId="Heading4">
+  <w:style w:type="paragraph" w:styleId="Ttulo4">
     <w:name w:val="heading 4"/>
     <w:basedOn w:val="Normal"/>
     <w:next w:val="Normal"/>
-    <w:link w:val="Heading4Char"/>
+    <w:link w:val="Ttulo4Car"/>
     <w:uiPriority w:val="9"/>
     <w:unhideWhenUsed/>
     <w:qFormat/>
@@ -9419,13 +9650,13 @@
       <w:color w:val="2E74B5" w:themeColor="accent1" w:themeShade="BF"/>
     </w:rPr>
   </w:style>
-  <w:style w:type="character" w:default="1" w:styleId="DefaultParagraphFont">
+  <w:style w:type="character" w:default="1" w:styleId="Fuentedeprrafopredeter">
     <w:name w:val="Default Paragraph Font"/>
     <w:uiPriority w:val="1"/>
     <w:semiHidden/>
     <w:unhideWhenUsed/>
   </w:style>
-  <w:style w:type="table" w:default="1" w:styleId="TableNormal">
+  <w:style w:type="table" w:default="1" w:styleId="Tablanormal">
     <w:name w:val="Normal Table"/>
     <w:uiPriority w:val="99"/>
     <w:semiHidden/>
@@ -9440,37 +9671,37 @@
       </w:tblCellMar>
     </w:tblPr>
   </w:style>
-  <w:style w:type="numbering" w:default="1" w:styleId="NoList">
+  <w:style w:type="numbering" w:default="1" w:styleId="Sinlista">
     <w:name w:val="No List"/>
     <w:uiPriority w:val="99"/>
     <w:semiHidden/>
     <w:unhideWhenUsed/>
   </w:style>
-  <w:style w:type="character" w:styleId="Hyperlink">
+  <w:style w:type="character" w:styleId="Hipervnculo">
     <w:name w:val="Hyperlink"/>
     <w:rPr>
       <w:color w:val="0000FF"/>
       <w:u w:val="single"/>
     </w:rPr>
   </w:style>
-  <w:style w:type="paragraph" w:styleId="BodyText">
+  <w:style w:type="paragraph" w:styleId="Textoindependiente">
     <w:name w:val="Body Text"/>
     <w:basedOn w:val="Normal"/>
     <w:rPr>
       <w:color w:val="0000FF"/>
     </w:rPr>
   </w:style>
-  <w:style w:type="character" w:styleId="FollowedHyperlink">
+  <w:style w:type="character" w:styleId="Hipervnculovisitado">
     <w:name w:val="FollowedHyperlink"/>
     <w:rPr>
       <w:color w:val="800080"/>
       <w:u w:val="single"/>
     </w:rPr>
   </w:style>
-  <w:style w:type="paragraph" w:styleId="BalloonText">
+  <w:style w:type="paragraph" w:styleId="Textodeglobo">
     <w:name w:val="Balloon Text"/>
     <w:basedOn w:val="Normal"/>
-    <w:link w:val="BalloonTextChar"/>
+    <w:link w:val="TextodegloboCar"/>
     <w:uiPriority w:val="99"/>
     <w:semiHidden/>
     <w:unhideWhenUsed/>
@@ -9481,9 +9712,9 @@
       <w:szCs w:val="16"/>
     </w:rPr>
   </w:style>
-  <w:style w:type="character" w:customStyle="1" w:styleId="BalloonTextChar">
-    <w:name w:val="Balloon Text Char"/>
-    <w:link w:val="BalloonText"/>
+  <w:style w:type="character" w:customStyle="1" w:styleId="TextodegloboCar">
+    <w:name w:val="Texto de globo Car"/>
+    <w:link w:val="Textodeglobo"/>
     <w:uiPriority w:val="99"/>
     <w:semiHidden/>
     <w:rsid w:val="00D079ED"/>
@@ -9494,10 +9725,10 @@
       <w:lang w:val="es-ES" w:eastAsia="es-ES"/>
     </w:rPr>
   </w:style>
-  <w:style w:type="character" w:customStyle="1" w:styleId="Heading4Char">
-    <w:name w:val="Heading 4 Char"/>
-    <w:basedOn w:val="DefaultParagraphFont"/>
-    <w:link w:val="Heading4"/>
+  <w:style w:type="character" w:customStyle="1" w:styleId="Ttulo4Car">
+    <w:name w:val="Título 4 Car"/>
+    <w:basedOn w:val="Fuentedeprrafopredeter"/>
+    <w:link w:val="Ttulo4"/>
     <w:uiPriority w:val="9"/>
     <w:rsid w:val="00CA2AB1"/>
     <w:rPr>
@@ -9508,9 +9739,9 @@
       <w:lang w:val="es-ES" w:eastAsia="es-ES"/>
     </w:rPr>
   </w:style>
-  <w:style w:type="table" w:styleId="TableGrid">
+  <w:style w:type="table" w:styleId="Tablaconcuadrcula">
     <w:name w:val="Table Grid"/>
-    <w:basedOn w:val="TableNormal"/>
+    <w:basedOn w:val="Tablanormal"/>
     <w:uiPriority w:val="39"/>
     <w:rsid w:val="00E03363"/>
     <w:rPr>
@@ -9585,7 +9816,7 @@
       <w:lang w:val="en-US" w:eastAsia="en-US"/>
     </w:rPr>
   </w:style>
-  <w:style w:type="paragraph" w:styleId="ListParagraph">
+  <w:style w:type="paragraph" w:styleId="Prrafodelista">
     <w:name w:val="List Paragraph"/>
     <w:basedOn w:val="Normal"/>
     <w:uiPriority w:val="1"/>
@@ -9599,7 +9830,7 @@
   <w:style w:type="paragraph" w:customStyle="1" w:styleId="Task">
     <w:name w:val="Task"/>
     <w:basedOn w:val="Normal"/>
-    <w:next w:val="BodyText"/>
+    <w:next w:val="Textoindependiente"/>
     <w:rsid w:val="00244F6E"/>
     <w:pPr>
       <w:keepNext/>
@@ -9629,9 +9860,9 @@
       <w:lang w:val="en-US" w:eastAsia="en-US"/>
     </w:rPr>
   </w:style>
-  <w:style w:type="character" w:styleId="Strong">
+  <w:style w:type="character" w:styleId="Fuerte">
     <w:name w:val="Strong"/>
-    <w:basedOn w:val="DefaultParagraphFont"/>
+    <w:basedOn w:val="Fuentedeprrafopredeter"/>
     <w:uiPriority w:val="22"/>
     <w:qFormat/>
     <w:rsid w:val="00233174"/>
@@ -9657,7 +9888,7 @@
   </w:style>
   <w:style w:type="character" w:customStyle="1" w:styleId="instructurefileholder">
     <w:name w:val="instructure_file_holder"/>
-    <w:basedOn w:val="DefaultParagraphFont"/>
+    <w:basedOn w:val="Fuentedeprrafopredeter"/>
     <w:rsid w:val="00233174"/>
   </w:style>
   <w:style w:type="table" w:customStyle="1" w:styleId="TableNormal1">
